--- a/dissertation-docx/chapters/bab6.docx
+++ b/dissertation-docx/chapters/bab6.docx
@@ -741,6 +741,11 @@
       <w:r>
         <w:t xml:space="preserve">Kerangka sistem perawatan prediktif tiga-tier berbasis vibrasi</w:t>
       </w:r>
+    </w:p>
+    <w:p>
+      <w:pPr>
+        <w:pStyle w:val="Paragraf"/>
+      </w:pPr>
     </w:p>
     <w:tbl>
       <w:tblPr>
@@ -749,6 +754,14 @@
         <w:tblLook w:firstRow="1" w:lastRow="0" w:firstColumn="0" w:lastColumn="0" w:noHBand="0" w:noVBand="0" w:val="0020"/>
         <w:tblCaption w:val="Kerangka sistem perawatan prediktif tiga-tier berbasis vibrasi"/>
         <w:tblLayout w:type="fixed"/>
+        <w:tblBorders>
+          <w:top w:val="single" w:sz="4" w:space="0" w:color="auto"/>
+          <w:left w:val="single" w:sz="4" w:space="0" w:color="auto"/>
+          <w:bottom w:val="single" w:sz="4" w:space="0" w:color="auto"/>
+          <w:right w:val="single" w:sz="4" w:space="0" w:color="auto"/>
+          <w:insideH w:val="single" w:sz="4" w:space="0" w:color="auto"/>
+          <w:insideV w:val="single" w:sz="4" w:space="0" w:color="auto"/>
+        </w:tblBorders>
       </w:tblPr>
       <w:tblGrid>
         <w:gridCol w:w="919"/>
@@ -2072,7 +2085,7 @@
         <w:t xml:space="preserve"> </w:t>
       </w:r>
       <w:r>
-        <w:t xml:space="preserve">= 0,507.</w:t>
+        <w:t xml:space="preserve">= 0,447.</w:t>
       </w:r>
       <w:r>
         <w:t xml:space="preserve"> </w:t>
